--- a/Docs/ВКР/Задание для ПЗ.docx
+++ b/Docs/ВКР/Задание для ПЗ.docx
@@ -412,7 +412,7 @@
               <w:t>.</w:t>
             </w:r>
             <w:r>
-              <w:t>Ф</w:t>
+              <w:t>А</w:t>
             </w:r>
             <w:r>
               <w:t xml:space="preserve">. </w:t>
@@ -1155,39 +1155,7 @@
           <w:sz w:val="28"/>
           <w:szCs w:val="28"/>
         </w:rPr>
-        <w:t xml:space="preserve">Полуэктова, Н. Р.  Разработка веб-приложений : учебник для среднего профессионального образования / Н. Р. Полуэктова. — 2-е изд. — Москва : Издательство </w:t>
-      </w:r>
-      <w:proofErr w:type="spellStart"/>
-      <w:r>
-        <w:rPr>
-          <w:sz w:val="28"/>
-          <w:szCs w:val="28"/>
-        </w:rPr>
-        <w:t>Юрайт</w:t>
-      </w:r>
-      <w:proofErr w:type="spellEnd"/>
-      <w:r>
-        <w:rPr>
-          <w:sz w:val="28"/>
-          <w:szCs w:val="28"/>
-        </w:rPr>
-        <w:t xml:space="preserve">, 2025. — 204 с. — (Профессиональное образование). — ISBN 978-5-534-18644-4. — Текст : электронный // Образовательная платформа </w:t>
-      </w:r>
-      <w:proofErr w:type="spellStart"/>
-      <w:r>
-        <w:rPr>
-          <w:sz w:val="28"/>
-          <w:szCs w:val="28"/>
-        </w:rPr>
-        <w:t>Юрайт</w:t>
-      </w:r>
-      <w:proofErr w:type="spellEnd"/>
-      <w:r>
-        <w:rPr>
-          <w:sz w:val="28"/>
-          <w:szCs w:val="28"/>
-        </w:rPr>
-        <w:t xml:space="preserve"> [сайт]. — URL: </w:t>
+        <w:t xml:space="preserve">Полуэктова, Н. Р.  Разработка веб-приложений : учебник для среднего профессионального образования / Н. Р. Полуэктова. — 2-е изд. — Москва : Издательство Юрайт, 2025. — 204 с. — (Профессиональное образование). — ISBN 978-5-534-18644-4. — Текст : электронный // Образовательная платформа Юрайт [сайт]. — URL: </w:t>
       </w:r>
       <w:hyperlink r:id="rId7" w:history="1">
         <w:r>
@@ -1225,69 +1193,12 @@
           <w:szCs w:val="28"/>
         </w:rPr>
       </w:pPr>
-      <w:proofErr w:type="spellStart"/>
       <w:r>
         <w:rPr>
           <w:sz w:val="28"/>
           <w:szCs w:val="28"/>
         </w:rPr>
-        <w:t>Стружкин</w:t>
-      </w:r>
-      <w:proofErr w:type="spellEnd"/>
-      <w:r>
-        <w:rPr>
-          <w:sz w:val="28"/>
-          <w:szCs w:val="28"/>
-        </w:rPr>
-        <w:t>, Н. П.  Базы данных: проектирование : учебник для среднего профессионального образования / Н. П. </w:t>
-      </w:r>
-      <w:proofErr w:type="spellStart"/>
-      <w:r>
-        <w:rPr>
-          <w:sz w:val="28"/>
-          <w:szCs w:val="28"/>
-        </w:rPr>
-        <w:t>Стружкин</w:t>
-      </w:r>
-      <w:proofErr w:type="spellEnd"/>
-      <w:r>
-        <w:rPr>
-          <w:sz w:val="28"/>
-          <w:szCs w:val="28"/>
-        </w:rPr>
-        <w:t xml:space="preserve">, В. В. Годин. — Москва : Издательство </w:t>
-      </w:r>
-      <w:proofErr w:type="spellStart"/>
-      <w:r>
-        <w:rPr>
-          <w:sz w:val="28"/>
-          <w:szCs w:val="28"/>
-        </w:rPr>
-        <w:t>Юрайт</w:t>
-      </w:r>
-      <w:proofErr w:type="spellEnd"/>
-      <w:r>
-        <w:rPr>
-          <w:sz w:val="28"/>
-          <w:szCs w:val="28"/>
-        </w:rPr>
-        <w:t xml:space="preserve">, 2025. — 477 с. — (Профессиональное образование). — ISBN 978-5-534-11635-9. — Текст : электронный // Образовательная платформа </w:t>
-      </w:r>
-      <w:proofErr w:type="spellStart"/>
-      <w:r>
-        <w:rPr>
-          <w:sz w:val="28"/>
-          <w:szCs w:val="28"/>
-        </w:rPr>
-        <w:t>Юрайт</w:t>
-      </w:r>
-      <w:proofErr w:type="spellEnd"/>
-      <w:r>
-        <w:rPr>
-          <w:sz w:val="28"/>
-          <w:szCs w:val="28"/>
-        </w:rPr>
-        <w:t xml:space="preserve"> [сайт]. — URL: </w:t>
+        <w:t xml:space="preserve">Стружкин, Н. П.  Базы данных: проектирование : учебник для среднего профессионального образования / Н. П. Стружкин, В. В. Годин. — Москва : Издательство Юрайт, 2025. — 477 с. — (Профессиональное образование). — ISBN 978-5-534-11635-9. — Текст : электронный // Образовательная платформа Юрайт [сайт]. — URL: </w:t>
       </w:r>
       <w:hyperlink r:id="rId8" w:history="1">
         <w:r>
@@ -1443,19 +1354,7 @@
         <w:tab/>
       </w:r>
       <w:r>
-        <w:t>Р</w:t>
-      </w:r>
-      <w:r>
-        <w:t>.</w:t>
-      </w:r>
-      <w:r>
-        <w:t>Ф</w:t>
-      </w:r>
-      <w:r>
-        <w:t xml:space="preserve">. </w:t>
-      </w:r>
-      <w:r>
-        <w:t>Каримова</w:t>
+        <w:t>З.Р. Шагибалова</w:t>
       </w:r>
     </w:p>
     <w:p>
@@ -1527,13 +1426,8 @@
         <w:tab/>
       </w:r>
       <w:r>
-        <w:t xml:space="preserve">О.В. </w:t>
-      </w:r>
-      <w:proofErr w:type="spellStart"/>
-      <w:r>
-        <w:t>Фатхулова</w:t>
-      </w:r>
-      <w:proofErr w:type="spellEnd"/>
+        <w:t>О.В. Фатхулова</w:t>
+      </w:r>
     </w:p>
     <w:p>
       <w:pPr>

--- a/Docs/ВКР/Задание для ПЗ.docx
+++ b/Docs/ВКР/Задание для ПЗ.docx
@@ -351,7 +351,13 @@
               <w:jc w:val="left"/>
             </w:pPr>
             <w:r>
-              <w:t>«___» _______________ 20</w:t>
+              <w:t>«___» _________</w:t>
+            </w:r>
+            <w:r>
+              <w:t>_</w:t>
+            </w:r>
+            <w:r>
+              <w:t>______ 20</w:t>
             </w:r>
             <w:r>
               <w:t>26</w:t>
@@ -886,7 +892,19 @@
         <w:rPr>
           <w:rFonts w:eastAsia="Arial Unicode MS"/>
         </w:rPr>
-        <w:t>реализованы функции ввода в эксплуатацию, отправки в ремонт, списания и вывода накладных;</w:t>
+        <w:t xml:space="preserve">реализованы функции </w:t>
+      </w:r>
+      <w:r>
+        <w:rPr>
+          <w:rFonts w:eastAsia="Arial Unicode MS"/>
+        </w:rPr>
+        <w:t>управления авиапарком и заявками на вылет</w:t>
+      </w:r>
+      <w:r>
+        <w:rPr>
+          <w:rFonts w:eastAsia="Arial Unicode MS"/>
+        </w:rPr>
+        <w:t>;</w:t>
       </w:r>
     </w:p>
     <w:p>
@@ -1157,22 +1175,19 @@
         </w:rPr>
         <w:t xml:space="preserve">Полуэктова, Н. Р.  Разработка веб-приложений : учебник для среднего профессионального образования / Н. Р. Полуэктова. — 2-е изд. — Москва : Издательство Юрайт, 2025. — 204 с. — (Профессиональное образование). — ISBN 978-5-534-18644-4. — Текст : электронный // Образовательная платформа Юрайт [сайт]. — URL: </w:t>
       </w:r>
-      <w:hyperlink r:id="rId7" w:history="1">
-        <w:r>
-          <w:rPr>
-            <w:rStyle w:val="ae"/>
-            <w:sz w:val="28"/>
-            <w:szCs w:val="28"/>
-          </w:rPr>
-          <w:t>https://urait.ru/bcode/567621</w:t>
-        </w:r>
-      </w:hyperlink>
       <w:r>
         <w:rPr>
           <w:sz w:val="28"/>
           <w:szCs w:val="28"/>
         </w:rPr>
-        <w:t xml:space="preserve"> (дата обращения: 09.04.2026). </w:t>
+        <w:t>https://urait.ru/bcode/567621</w:t>
+      </w:r>
+      <w:r>
+        <w:rPr>
+          <w:sz w:val="28"/>
+          <w:szCs w:val="28"/>
+        </w:rPr>
+        <w:t xml:space="preserve">. </w:t>
       </w:r>
     </w:p>
     <w:p>
@@ -1200,22 +1215,19 @@
         </w:rPr>
         <w:t xml:space="preserve">Стружкин, Н. П.  Базы данных: проектирование : учебник для среднего профессионального образования / Н. П. Стружкин, В. В. Годин. — Москва : Издательство Юрайт, 2025. — 477 с. — (Профессиональное образование). — ISBN 978-5-534-11635-9. — Текст : электронный // Образовательная платформа Юрайт [сайт]. — URL: </w:t>
       </w:r>
-      <w:hyperlink r:id="rId8" w:history="1">
-        <w:r>
-          <w:rPr>
-            <w:rStyle w:val="ae"/>
-            <w:sz w:val="28"/>
-            <w:szCs w:val="28"/>
-          </w:rPr>
-          <w:t>https://urait.ru/bcode/566509</w:t>
-        </w:r>
-      </w:hyperlink>
       <w:r>
         <w:rPr>
           <w:sz w:val="28"/>
           <w:szCs w:val="28"/>
         </w:rPr>
-        <w:t xml:space="preserve"> (дата обращения: 09.04.2026).</w:t>
+        <w:t>https://urait.ru/bcode/566509</w:t>
+      </w:r>
+      <w:r>
+        <w:rPr>
+          <w:sz w:val="28"/>
+          <w:szCs w:val="28"/>
+        </w:rPr>
+        <w:t>.</w:t>
       </w:r>
     </w:p>
     <w:p>
@@ -7342,12 +7354,12 @@
       </w:pPr>
     </w:p>
     <w:sectPr>
-      <w:headerReference w:type="even" r:id="rId9"/>
-      <w:headerReference w:type="default" r:id="rId10"/>
-      <w:footerReference w:type="even" r:id="rId11"/>
-      <w:footerReference w:type="default" r:id="rId12"/>
-      <w:headerReference w:type="first" r:id="rId13"/>
-      <w:footerReference w:type="first" r:id="rId14"/>
+      <w:headerReference w:type="even" r:id="rId7"/>
+      <w:headerReference w:type="default" r:id="rId8"/>
+      <w:footerReference w:type="even" r:id="rId9"/>
+      <w:footerReference w:type="default" r:id="rId10"/>
+      <w:headerReference w:type="first" r:id="rId11"/>
+      <w:footerReference w:type="first" r:id="rId12"/>
       <w:pgSz w:w="11906" w:h="16838"/>
       <w:pgMar w:top="1134" w:right="567" w:bottom="1701" w:left="1701" w:header="709" w:footer="709" w:gutter="0"/>
       <w:cols w:space="708"/>
